--- a/Project2.docx
+++ b/Project2.docx
@@ -1270,7 +1270,13 @@
       </w:r>
     </w:p>
     <w:p>
-      <w:r>
+      <w:bookmarkStart w:id="0" w:name="_GoBack"/>
+      <w:bookmarkEnd w:id="0"/>
+      <w:r>
+        <w:rPr>
+          <w:noProof/>
+          <w:lang w:eastAsia="en-IN"/>
+        </w:rPr>
         <w:lastRenderedPageBreak/>
         <w:drawing>
           <wp:inline distT="0" distB="0" distL="0" distR="0" wp14:anchorId="7FC1DF2F" wp14:editId="0F3D3508">
@@ -1311,6 +1317,10 @@
     </w:p>
     <w:p>
       <w:r>
+        <w:rPr>
+          <w:noProof/>
+          <w:lang w:eastAsia="en-IN"/>
+        </w:rPr>
         <w:drawing>
           <wp:inline distT="0" distB="0" distL="0" distR="0" wp14:anchorId="09264696" wp14:editId="1C6E9514">
             <wp:extent cx="5207268" cy="2133710"/>
@@ -1351,30 +1361,266 @@
     <w:p>
       <w:r>
         <w:drawing>
-          <wp:inline distT="0" distB="0" distL="0" distR="0" wp14:anchorId="54C447F5" wp14:editId="757EBD60">
-            <wp:extent cx="5731510" cy="2294441"/>
+          <wp:inline distT="0" distB="0" distL="0" distR="0" wp14:anchorId="5C651B14" wp14:editId="22CF3DA6">
+            <wp:extent cx="5731510" cy="2132783"/>
+            <wp:effectExtent l="0" t="0" r="2540" b="1270"/>
+            <wp:docPr id="25" name="Picture 25"/>
+            <wp:cNvGraphicFramePr>
+              <a:graphicFrameLocks xmlns:a="http://schemas.openxmlformats.org/drawingml/2006/main" noChangeAspect="1"/>
+            </wp:cNvGraphicFramePr>
+            <a:graphic xmlns:a="http://schemas.openxmlformats.org/drawingml/2006/main">
+              <a:graphicData uri="http://schemas.openxmlformats.org/drawingml/2006/picture">
+                <pic:pic xmlns:pic="http://schemas.openxmlformats.org/drawingml/2006/picture">
+                  <pic:nvPicPr>
+                    <pic:cNvPr id="0" name=""/>
+                    <pic:cNvPicPr/>
+                  </pic:nvPicPr>
+                  <pic:blipFill>
+                    <a:blip r:embed="rId21"/>
+                    <a:stretch>
+                      <a:fillRect/>
+                    </a:stretch>
+                  </pic:blipFill>
+                  <pic:spPr>
+                    <a:xfrm>
+                      <a:off x="0" y="0"/>
+                      <a:ext cx="5731510" cy="2132783"/>
+                    </a:xfrm>
+                    <a:prstGeom prst="rect">
+                      <a:avLst/>
+                    </a:prstGeom>
+                  </pic:spPr>
+                </pic:pic>
+              </a:graphicData>
+            </a:graphic>
+          </wp:inline>
+        </w:drawing>
+      </w:r>
+    </w:p>
+    <w:p>
+      <w:r>
+        <w:lastRenderedPageBreak/>
+        <w:drawing>
+          <wp:inline distT="0" distB="0" distL="0" distR="0" wp14:anchorId="72FC18AD" wp14:editId="3D398369">
+            <wp:extent cx="5731510" cy="3099669"/>
+            <wp:effectExtent l="0" t="0" r="2540" b="5715"/>
+            <wp:docPr id="26" name="Picture 26"/>
+            <wp:cNvGraphicFramePr>
+              <a:graphicFrameLocks xmlns:a="http://schemas.openxmlformats.org/drawingml/2006/main" noChangeAspect="1"/>
+            </wp:cNvGraphicFramePr>
+            <a:graphic xmlns:a="http://schemas.openxmlformats.org/drawingml/2006/main">
+              <a:graphicData uri="http://schemas.openxmlformats.org/drawingml/2006/picture">
+                <pic:pic xmlns:pic="http://schemas.openxmlformats.org/drawingml/2006/picture">
+                  <pic:nvPicPr>
+                    <pic:cNvPr id="0" name=""/>
+                    <pic:cNvPicPr/>
+                  </pic:nvPicPr>
+                  <pic:blipFill>
+                    <a:blip r:embed="rId22"/>
+                    <a:stretch>
+                      <a:fillRect/>
+                    </a:stretch>
+                  </pic:blipFill>
+                  <pic:spPr>
+                    <a:xfrm>
+                      <a:off x="0" y="0"/>
+                      <a:ext cx="5731510" cy="3099669"/>
+                    </a:xfrm>
+                    <a:prstGeom prst="rect">
+                      <a:avLst/>
+                    </a:prstGeom>
+                  </pic:spPr>
+                </pic:pic>
+              </a:graphicData>
+            </a:graphic>
+          </wp:inline>
+        </w:drawing>
+      </w:r>
+    </w:p>
+    <w:p>
+      <w:r>
+        <w:drawing>
+          <wp:inline distT="0" distB="0" distL="0" distR="0" wp14:anchorId="1FDA541F" wp14:editId="62EA6556">
+            <wp:extent cx="5731510" cy="2410173"/>
+            <wp:effectExtent l="0" t="0" r="2540" b="9525"/>
+            <wp:docPr id="27" name="Picture 27"/>
+            <wp:cNvGraphicFramePr>
+              <a:graphicFrameLocks xmlns:a="http://schemas.openxmlformats.org/drawingml/2006/main" noChangeAspect="1"/>
+            </wp:cNvGraphicFramePr>
+            <a:graphic xmlns:a="http://schemas.openxmlformats.org/drawingml/2006/main">
+              <a:graphicData uri="http://schemas.openxmlformats.org/drawingml/2006/picture">
+                <pic:pic xmlns:pic="http://schemas.openxmlformats.org/drawingml/2006/picture">
+                  <pic:nvPicPr>
+                    <pic:cNvPr id="0" name=""/>
+                    <pic:cNvPicPr/>
+                  </pic:nvPicPr>
+                  <pic:blipFill>
+                    <a:blip r:embed="rId23"/>
+                    <a:stretch>
+                      <a:fillRect/>
+                    </a:stretch>
+                  </pic:blipFill>
+                  <pic:spPr>
+                    <a:xfrm>
+                      <a:off x="0" y="0"/>
+                      <a:ext cx="5731510" cy="2410173"/>
+                    </a:xfrm>
+                    <a:prstGeom prst="rect">
+                      <a:avLst/>
+                    </a:prstGeom>
+                  </pic:spPr>
+                </pic:pic>
+              </a:graphicData>
+            </a:graphic>
+          </wp:inline>
+        </w:drawing>
+      </w:r>
+    </w:p>
+    <w:p>
+      <w:r>
+        <w:drawing>
+          <wp:inline distT="0" distB="0" distL="0" distR="0" wp14:anchorId="6FA211DF" wp14:editId="3794985D">
+            <wp:extent cx="4362674" cy="2159111"/>
+            <wp:effectExtent l="0" t="0" r="0" b="0"/>
+            <wp:docPr id="28" name="Picture 28"/>
+            <wp:cNvGraphicFramePr>
+              <a:graphicFrameLocks xmlns:a="http://schemas.openxmlformats.org/drawingml/2006/main" noChangeAspect="1"/>
+            </wp:cNvGraphicFramePr>
+            <a:graphic xmlns:a="http://schemas.openxmlformats.org/drawingml/2006/main">
+              <a:graphicData uri="http://schemas.openxmlformats.org/drawingml/2006/picture">
+                <pic:pic xmlns:pic="http://schemas.openxmlformats.org/drawingml/2006/picture">
+                  <pic:nvPicPr>
+                    <pic:cNvPr id="0" name=""/>
+                    <pic:cNvPicPr/>
+                  </pic:nvPicPr>
+                  <pic:blipFill>
+                    <a:blip r:embed="rId24"/>
+                    <a:stretch>
+                      <a:fillRect/>
+                    </a:stretch>
+                  </pic:blipFill>
+                  <pic:spPr>
+                    <a:xfrm>
+                      <a:off x="0" y="0"/>
+                      <a:ext cx="4362674" cy="2159111"/>
+                    </a:xfrm>
+                    <a:prstGeom prst="rect">
+                      <a:avLst/>
+                    </a:prstGeom>
+                  </pic:spPr>
+                </pic:pic>
+              </a:graphicData>
+            </a:graphic>
+          </wp:inline>
+        </w:drawing>
+      </w:r>
+    </w:p>
+    <w:p>
+      <w:r>
+        <w:lastRenderedPageBreak/>
+        <w:drawing>
+          <wp:inline distT="0" distB="0" distL="0" distR="0" wp14:anchorId="4186F91B" wp14:editId="5026FA38">
+            <wp:extent cx="5731510" cy="867075"/>
+            <wp:effectExtent l="0" t="0" r="2540" b="9525"/>
+            <wp:docPr id="29" name="Picture 29"/>
+            <wp:cNvGraphicFramePr>
+              <a:graphicFrameLocks xmlns:a="http://schemas.openxmlformats.org/drawingml/2006/main" noChangeAspect="1"/>
+            </wp:cNvGraphicFramePr>
+            <a:graphic xmlns:a="http://schemas.openxmlformats.org/drawingml/2006/main">
+              <a:graphicData uri="http://schemas.openxmlformats.org/drawingml/2006/picture">
+                <pic:pic xmlns:pic="http://schemas.openxmlformats.org/drawingml/2006/picture">
+                  <pic:nvPicPr>
+                    <pic:cNvPr id="0" name=""/>
+                    <pic:cNvPicPr/>
+                  </pic:nvPicPr>
+                  <pic:blipFill>
+                    <a:blip r:embed="rId25"/>
+                    <a:stretch>
+                      <a:fillRect/>
+                    </a:stretch>
+                  </pic:blipFill>
+                  <pic:spPr>
+                    <a:xfrm>
+                      <a:off x="0" y="0"/>
+                      <a:ext cx="5731510" cy="867075"/>
+                    </a:xfrm>
+                    <a:prstGeom prst="rect">
+                      <a:avLst/>
+                    </a:prstGeom>
+                  </pic:spPr>
+                </pic:pic>
+              </a:graphicData>
+            </a:graphic>
+          </wp:inline>
+        </w:drawing>
+      </w:r>
+    </w:p>
+    <w:p>
+      <w:r>
+        <w:drawing>
+          <wp:inline distT="0" distB="0" distL="0" distR="0" wp14:anchorId="3BE12A7F" wp14:editId="616745BD">
+            <wp:extent cx="5731510" cy="3024351"/>
+            <wp:effectExtent l="0" t="0" r="2540" b="5080"/>
+            <wp:docPr id="30" name="Picture 30"/>
+            <wp:cNvGraphicFramePr>
+              <a:graphicFrameLocks xmlns:a="http://schemas.openxmlformats.org/drawingml/2006/main" noChangeAspect="1"/>
+            </wp:cNvGraphicFramePr>
+            <a:graphic xmlns:a="http://schemas.openxmlformats.org/drawingml/2006/main">
+              <a:graphicData uri="http://schemas.openxmlformats.org/drawingml/2006/picture">
+                <pic:pic xmlns:pic="http://schemas.openxmlformats.org/drawingml/2006/picture">
+                  <pic:nvPicPr>
+                    <pic:cNvPr id="0" name=""/>
+                    <pic:cNvPicPr/>
+                  </pic:nvPicPr>
+                  <pic:blipFill>
+                    <a:blip r:embed="rId26"/>
+                    <a:stretch>
+                      <a:fillRect/>
+                    </a:stretch>
+                  </pic:blipFill>
+                  <pic:spPr>
+                    <a:xfrm>
+                      <a:off x="0" y="0"/>
+                      <a:ext cx="5731510" cy="3024351"/>
+                    </a:xfrm>
+                    <a:prstGeom prst="rect">
+                      <a:avLst/>
+                    </a:prstGeom>
+                  </pic:spPr>
+                </pic:pic>
+              </a:graphicData>
+            </a:graphic>
+          </wp:inline>
+        </w:drawing>
+      </w:r>
+    </w:p>
+    <w:p>
+      <w:r>
+        <w:drawing>
+          <wp:inline distT="0" distB="0" distL="0" distR="0" wp14:anchorId="0564014F" wp14:editId="5B7B1D36">
+            <wp:extent cx="5731510" cy="2751860"/>
             <wp:effectExtent l="0" t="0" r="2540" b="0"/>
-            <wp:docPr id="18" name="Picture 18"/>
-            <wp:cNvGraphicFramePr>
-              <a:graphicFrameLocks xmlns:a="http://schemas.openxmlformats.org/drawingml/2006/main" noChangeAspect="1"/>
-            </wp:cNvGraphicFramePr>
-            <a:graphic xmlns:a="http://schemas.openxmlformats.org/drawingml/2006/main">
-              <a:graphicData uri="http://schemas.openxmlformats.org/drawingml/2006/picture">
-                <pic:pic xmlns:pic="http://schemas.openxmlformats.org/drawingml/2006/picture">
-                  <pic:nvPicPr>
-                    <pic:cNvPr id="0" name=""/>
-                    <pic:cNvPicPr/>
-                  </pic:nvPicPr>
-                  <pic:blipFill>
-                    <a:blip r:embed="rId21"/>
-                    <a:stretch>
-                      <a:fillRect/>
-                    </a:stretch>
-                  </pic:blipFill>
-                  <pic:spPr>
-                    <a:xfrm>
-                      <a:off x="0" y="0"/>
-                      <a:ext cx="5731510" cy="2294441"/>
+            <wp:docPr id="31" name="Picture 31"/>
+            <wp:cNvGraphicFramePr>
+              <a:graphicFrameLocks xmlns:a="http://schemas.openxmlformats.org/drawingml/2006/main" noChangeAspect="1"/>
+            </wp:cNvGraphicFramePr>
+            <a:graphic xmlns:a="http://schemas.openxmlformats.org/drawingml/2006/main">
+              <a:graphicData uri="http://schemas.openxmlformats.org/drawingml/2006/picture">
+                <pic:pic xmlns:pic="http://schemas.openxmlformats.org/drawingml/2006/picture">
+                  <pic:nvPicPr>
+                    <pic:cNvPr id="0" name=""/>
+                    <pic:cNvPicPr/>
+                  </pic:nvPicPr>
+                  <pic:blipFill>
+                    <a:blip r:embed="rId27"/>
+                    <a:stretch>
+                      <a:fillRect/>
+                    </a:stretch>
+                  </pic:blipFill>
+                  <pic:spPr>
+                    <a:xfrm>
+                      <a:off x="0" y="0"/>
+                      <a:ext cx="5731510" cy="2751860"/>
                     </a:xfrm>
                     <a:prstGeom prst="rect">
                       <a:avLst/>
@@ -1391,70 +1637,148 @@
       <w:r>
         <w:lastRenderedPageBreak/>
         <w:drawing>
-          <wp:inline distT="0" distB="0" distL="0" distR="0" wp14:anchorId="3F664108" wp14:editId="4A1B0D01">
-            <wp:extent cx="5731510" cy="2298115"/>
+          <wp:inline distT="0" distB="0" distL="0" distR="0" wp14:anchorId="757F67BC" wp14:editId="6A3ADEB1">
+            <wp:extent cx="5731510" cy="2217286"/>
+            <wp:effectExtent l="0" t="0" r="2540" b="0"/>
+            <wp:docPr id="32" name="Picture 32"/>
+            <wp:cNvGraphicFramePr>
+              <a:graphicFrameLocks xmlns:a="http://schemas.openxmlformats.org/drawingml/2006/main" noChangeAspect="1"/>
+            </wp:cNvGraphicFramePr>
+            <a:graphic xmlns:a="http://schemas.openxmlformats.org/drawingml/2006/main">
+              <a:graphicData uri="http://schemas.openxmlformats.org/drawingml/2006/picture">
+                <pic:pic xmlns:pic="http://schemas.openxmlformats.org/drawingml/2006/picture">
+                  <pic:nvPicPr>
+                    <pic:cNvPr id="0" name=""/>
+                    <pic:cNvPicPr/>
+                  </pic:nvPicPr>
+                  <pic:blipFill>
+                    <a:blip r:embed="rId28"/>
+                    <a:stretch>
+                      <a:fillRect/>
+                    </a:stretch>
+                  </pic:blipFill>
+                  <pic:spPr>
+                    <a:xfrm>
+                      <a:off x="0" y="0"/>
+                      <a:ext cx="5731510" cy="2217286"/>
+                    </a:xfrm>
+                    <a:prstGeom prst="rect">
+                      <a:avLst/>
+                    </a:prstGeom>
+                  </pic:spPr>
+                </pic:pic>
+              </a:graphicData>
+            </a:graphic>
+          </wp:inline>
+        </w:drawing>
+      </w:r>
+    </w:p>
+    <w:p>
+      <w:r>
+        <w:drawing>
+          <wp:inline distT="0" distB="0" distL="0" distR="0" wp14:anchorId="0F3433AE" wp14:editId="54815DBB">
+            <wp:extent cx="5731510" cy="1460433"/>
             <wp:effectExtent l="0" t="0" r="2540" b="6985"/>
-            <wp:docPr id="17" name="Picture 17"/>
-            <wp:cNvGraphicFramePr>
-              <a:graphicFrameLocks xmlns:a="http://schemas.openxmlformats.org/drawingml/2006/main" noChangeAspect="1"/>
-            </wp:cNvGraphicFramePr>
-            <a:graphic xmlns:a="http://schemas.openxmlformats.org/drawingml/2006/main">
-              <a:graphicData uri="http://schemas.openxmlformats.org/drawingml/2006/picture">
-                <pic:pic xmlns:pic="http://schemas.openxmlformats.org/drawingml/2006/picture">
-                  <pic:nvPicPr>
-                    <pic:cNvPr id="0" name=""/>
-                    <pic:cNvPicPr/>
-                  </pic:nvPicPr>
-                  <pic:blipFill>
-                    <a:blip r:embed="rId22"/>
-                    <a:stretch>
-                      <a:fillRect/>
-                    </a:stretch>
-                  </pic:blipFill>
-                  <pic:spPr>
-                    <a:xfrm>
-                      <a:off x="0" y="0"/>
-                      <a:ext cx="5731510" cy="2298115"/>
-                    </a:xfrm>
-                    <a:prstGeom prst="rect">
-                      <a:avLst/>
-                    </a:prstGeom>
-                  </pic:spPr>
-                </pic:pic>
-              </a:graphicData>
-            </a:graphic>
-          </wp:inline>
-        </w:drawing>
-      </w:r>
-    </w:p>
-    <w:p/>
-    <w:p>
-      <w:r>
-        <w:drawing>
-          <wp:inline distT="0" distB="0" distL="0" distR="0" wp14:anchorId="2EE93932" wp14:editId="7F49B857">
-            <wp:extent cx="5731510" cy="1731087"/>
+            <wp:docPr id="33" name="Picture 33"/>
+            <wp:cNvGraphicFramePr>
+              <a:graphicFrameLocks xmlns:a="http://schemas.openxmlformats.org/drawingml/2006/main" noChangeAspect="1"/>
+            </wp:cNvGraphicFramePr>
+            <a:graphic xmlns:a="http://schemas.openxmlformats.org/drawingml/2006/main">
+              <a:graphicData uri="http://schemas.openxmlformats.org/drawingml/2006/picture">
+                <pic:pic xmlns:pic="http://schemas.openxmlformats.org/drawingml/2006/picture">
+                  <pic:nvPicPr>
+                    <pic:cNvPr id="0" name=""/>
+                    <pic:cNvPicPr/>
+                  </pic:nvPicPr>
+                  <pic:blipFill>
+                    <a:blip r:embed="rId29"/>
+                    <a:stretch>
+                      <a:fillRect/>
+                    </a:stretch>
+                  </pic:blipFill>
+                  <pic:spPr>
+                    <a:xfrm>
+                      <a:off x="0" y="0"/>
+                      <a:ext cx="5731510" cy="1460433"/>
+                    </a:xfrm>
+                    <a:prstGeom prst="rect">
+                      <a:avLst/>
+                    </a:prstGeom>
+                  </pic:spPr>
+                </pic:pic>
+              </a:graphicData>
+            </a:graphic>
+          </wp:inline>
+        </w:drawing>
+      </w:r>
+    </w:p>
+    <w:p>
+      <w:r>
+        <w:drawing>
+          <wp:inline distT="0" distB="0" distL="0" distR="0" wp14:anchorId="39506E83" wp14:editId="47C9F526">
+            <wp:extent cx="5731510" cy="3007818"/>
             <wp:effectExtent l="0" t="0" r="2540" b="2540"/>
-            <wp:docPr id="19" name="Picture 19"/>
-            <wp:cNvGraphicFramePr>
-              <a:graphicFrameLocks xmlns:a="http://schemas.openxmlformats.org/drawingml/2006/main" noChangeAspect="1"/>
-            </wp:cNvGraphicFramePr>
-            <a:graphic xmlns:a="http://schemas.openxmlformats.org/drawingml/2006/main">
-              <a:graphicData uri="http://schemas.openxmlformats.org/drawingml/2006/picture">
-                <pic:pic xmlns:pic="http://schemas.openxmlformats.org/drawingml/2006/picture">
-                  <pic:nvPicPr>
-                    <pic:cNvPr id="0" name=""/>
-                    <pic:cNvPicPr/>
-                  </pic:nvPicPr>
-                  <pic:blipFill>
-                    <a:blip r:embed="rId23"/>
-                    <a:stretch>
-                      <a:fillRect/>
-                    </a:stretch>
-                  </pic:blipFill>
-                  <pic:spPr>
-                    <a:xfrm>
-                      <a:off x="0" y="0"/>
-                      <a:ext cx="5731510" cy="1731087"/>
+            <wp:docPr id="34" name="Picture 34"/>
+            <wp:cNvGraphicFramePr>
+              <a:graphicFrameLocks xmlns:a="http://schemas.openxmlformats.org/drawingml/2006/main" noChangeAspect="1"/>
+            </wp:cNvGraphicFramePr>
+            <a:graphic xmlns:a="http://schemas.openxmlformats.org/drawingml/2006/main">
+              <a:graphicData uri="http://schemas.openxmlformats.org/drawingml/2006/picture">
+                <pic:pic xmlns:pic="http://schemas.openxmlformats.org/drawingml/2006/picture">
+                  <pic:nvPicPr>
+                    <pic:cNvPr id="0" name=""/>
+                    <pic:cNvPicPr/>
+                  </pic:nvPicPr>
+                  <pic:blipFill>
+                    <a:blip r:embed="rId30"/>
+                    <a:stretch>
+                      <a:fillRect/>
+                    </a:stretch>
+                  </pic:blipFill>
+                  <pic:spPr>
+                    <a:xfrm>
+                      <a:off x="0" y="0"/>
+                      <a:ext cx="5731510" cy="3007818"/>
+                    </a:xfrm>
+                    <a:prstGeom prst="rect">
+                      <a:avLst/>
+                    </a:prstGeom>
+                  </pic:spPr>
+                </pic:pic>
+              </a:graphicData>
+            </a:graphic>
+          </wp:inline>
+        </w:drawing>
+      </w:r>
+    </w:p>
+    <w:p>
+      <w:r>
+        <w:lastRenderedPageBreak/>
+        <w:drawing>
+          <wp:inline distT="0" distB="0" distL="0" distR="0" wp14:anchorId="61DF2F6C" wp14:editId="72C9D79B">
+            <wp:extent cx="5731510" cy="3072726"/>
+            <wp:effectExtent l="0" t="0" r="2540" b="0"/>
+            <wp:docPr id="35" name="Picture 35"/>
+            <wp:cNvGraphicFramePr>
+              <a:graphicFrameLocks xmlns:a="http://schemas.openxmlformats.org/drawingml/2006/main" noChangeAspect="1"/>
+            </wp:cNvGraphicFramePr>
+            <a:graphic xmlns:a="http://schemas.openxmlformats.org/drawingml/2006/main">
+              <a:graphicData uri="http://schemas.openxmlformats.org/drawingml/2006/picture">
+                <pic:pic xmlns:pic="http://schemas.openxmlformats.org/drawingml/2006/picture">
+                  <pic:nvPicPr>
+                    <pic:cNvPr id="0" name=""/>
+                    <pic:cNvPicPr/>
+                  </pic:nvPicPr>
+                  <pic:blipFill>
+                    <a:blip r:embed="rId31"/>
+                    <a:stretch>
+                      <a:fillRect/>
+                    </a:stretch>
+                  </pic:blipFill>
+                  <pic:spPr>
+                    <a:xfrm>
+                      <a:off x="0" y="0"/>
+                      <a:ext cx="5731510" cy="3072726"/>
                     </a:xfrm>
                     <a:prstGeom prst="rect">
                       <a:avLst/>
@@ -1472,6 +1796,10 @@
         <w:tab/>
       </w:r>
       <w:r>
+        <w:rPr>
+          <w:noProof/>
+          <w:lang w:eastAsia="en-IN"/>
+        </w:rPr>
         <w:drawing>
           <wp:inline distT="0" distB="0" distL="0" distR="0" wp14:anchorId="7260A09B" wp14:editId="57D29427">
             <wp:extent cx="5731510" cy="2595100"/>
@@ -1488,7 +1816,7 @@
                     <pic:cNvPicPr/>
                   </pic:nvPicPr>
                   <pic:blipFill>
-                    <a:blip r:embed="rId24"/>
+                    <a:blip r:embed="rId32"/>
                     <a:stretch>
                       <a:fillRect/>
                     </a:stretch>
@@ -1511,6 +1839,10 @@
     </w:p>
     <w:p>
       <w:r>
+        <w:rPr>
+          <w:noProof/>
+          <w:lang w:eastAsia="en-IN"/>
+        </w:rPr>
         <w:drawing>
           <wp:inline distT="0" distB="0" distL="0" distR="0" wp14:anchorId="732A342A" wp14:editId="2ADE60D3">
             <wp:extent cx="5731510" cy="1122421"/>
@@ -1527,7 +1859,7 @@
                     <pic:cNvPicPr/>
                   </pic:nvPicPr>
                   <pic:blipFill>
-                    <a:blip r:embed="rId25"/>
+                    <a:blip r:embed="rId33"/>
                     <a:stretch>
                       <a:fillRect/>
                     </a:stretch>
@@ -1550,6 +1882,10 @@
     </w:p>
     <w:p>
       <w:r>
+        <w:rPr>
+          <w:noProof/>
+          <w:lang w:eastAsia="en-IN"/>
+        </w:rPr>
         <w:lastRenderedPageBreak/>
         <w:drawing>
           <wp:inline distT="0" distB="0" distL="0" distR="0" wp14:anchorId="00F16FF0" wp14:editId="01B8BE44">
@@ -1567,7 +1903,7 @@
                     <pic:cNvPicPr/>
                   </pic:nvPicPr>
                   <pic:blipFill>
-                    <a:blip r:embed="rId26"/>
+                    <a:blip r:embed="rId34"/>
                     <a:stretch>
                       <a:fillRect/>
                     </a:stretch>
@@ -1590,6 +1926,10 @@
     </w:p>
     <w:p>
       <w:r>
+        <w:rPr>
+          <w:noProof/>
+          <w:lang w:eastAsia="en-IN"/>
+        </w:rPr>
         <w:drawing>
           <wp:inline distT="0" distB="0" distL="0" distR="0" wp14:anchorId="7E124720" wp14:editId="0A280225">
             <wp:extent cx="5731510" cy="1129156"/>
@@ -1606,7 +1946,7 @@
                     <pic:cNvPicPr/>
                   </pic:nvPicPr>
                   <pic:blipFill>
-                    <a:blip r:embed="rId27"/>
+                    <a:blip r:embed="rId35"/>
                     <a:stretch>
                       <a:fillRect/>
                     </a:stretch>
@@ -1629,6 +1969,10 @@
     </w:p>
     <w:p>
       <w:r>
+        <w:rPr>
+          <w:noProof/>
+          <w:lang w:eastAsia="en-IN"/>
+        </w:rPr>
         <w:drawing>
           <wp:inline distT="0" distB="0" distL="0" distR="0" wp14:anchorId="36506F90" wp14:editId="46D4C473">
             <wp:extent cx="4616687" cy="882695"/>
@@ -1645,7 +1989,7 @@
                     <pic:cNvPicPr/>
                   </pic:nvPicPr>
                   <pic:blipFill>
-                    <a:blip r:embed="rId28"/>
+                    <a:blip r:embed="rId36"/>
                     <a:stretch>
                       <a:fillRect/>
                     </a:stretch>
@@ -1666,10 +2010,7 @@
         </w:drawing>
       </w:r>
     </w:p>
-    <w:p>
-      <w:bookmarkStart w:id="0" w:name="_GoBack"/>
-      <w:bookmarkEnd w:id="0"/>
-    </w:p>
+    <w:p/>
     <w:sectPr>
       <w:pgSz w:w="11906" w:h="16838"/>
       <w:pgMar w:top="1440" w:right="1440" w:bottom="1440" w:left="1440" w:header="708" w:footer="708" w:gutter="0"/>
